--- a/design/lab00.docx
+++ b/design/lab00.docx
@@ -9,9 +9,77 @@
         <w:autoSpaceDN w:val="0"/>
         <w:adjustRightInd w:val="0"/>
         <w:jc w:val="center"/>
-      </w:pPr>
+        <w:rPr>
+          <w:bCs/>
+          <w:lang w:eastAsia="x-none"/>
+        </w:rPr>
+      </w:pPr>
+      <w:bookmarkStart w:id="0" w:name="OLE_LINK1"/>
       <w:r>
-        <w:t>ГУАП</w:t>
+        <w:rPr>
+          <w:bCs/>
+          <w:lang w:eastAsia="x-none"/>
+        </w:rPr>
+        <w:t>МИНИСТЕРСТВО НАУКИ И ВЫСШЕГО ОБРАЗОВАНИЯ РОССИЙСКОЙ ФЕДЕРАЦИИ</w:t>
+      </w:r>
+    </w:p>
+    <w:p>
+      <w:pPr>
+        <w:widowControl w:val="0"/>
+        <w:autoSpaceDE w:val="0"/>
+        <w:autoSpaceDN w:val="0"/>
+        <w:adjustRightInd w:val="0"/>
+        <w:ind w:left="-142"/>
+        <w:jc w:val="both"/>
+      </w:pPr>
+      <w:r>
+        <w:t>федеральное государственное автономное образовательное учреждение высшего образования</w:t>
+      </w:r>
+    </w:p>
+    <w:p>
+      <w:pPr>
+        <w:widowControl w:val="0"/>
+        <w:autoSpaceDE w:val="0"/>
+        <w:autoSpaceDN w:val="0"/>
+        <w:adjustRightInd w:val="0"/>
+        <w:jc w:val="center"/>
+        <w:rPr>
+          <w:bCs/>
+          <w:sz w:val="20"/>
+          <w:szCs w:val="20"/>
+        </w:rPr>
+      </w:pPr>
+      <w:r>
+        <w:rPr>
+          <w:bCs/>
+        </w:rPr>
+        <w:t xml:space="preserve"> «</w:t>
+      </w:r>
+      <w:r>
+        <w:rPr>
+          <w:bCs/>
+          <w:sz w:val="20"/>
+          <w:szCs w:val="20"/>
+        </w:rPr>
+        <w:t xml:space="preserve">САНКТ-ПЕТЕРБУРГСКИЙ ГОСУДАРСТВЕННЫЙ УНИВЕРСИТЕТ </w:t>
+      </w:r>
+      <w:r>
+        <w:rPr>
+          <w:bCs/>
+          <w:sz w:val="20"/>
+          <w:szCs w:val="20"/>
+        </w:rPr>
+        <w:br/>
+        <w:t>АЭРОКОСМИЧЕСКОГО ПРИБОРОСТРОЕНИЯ</w:t>
+      </w:r>
+      <w:bookmarkEnd w:id="0"/>
+      <w:r>
+        <w:rPr>
+          <w:bCs/>
+          <w:sz w:val="20"/>
+          <w:szCs w:val="20"/>
+        </w:rPr>
+        <w:t>»</w:t>
       </w:r>
     </w:p>
     <w:p>
@@ -104,64 +172,12 @@
                 <w:lang w:val="en-US"/>
               </w:rPr>
             </w:pPr>
-            <w:proofErr w:type="spellStart"/>
             <w:r>
               <w:rPr>
                 <w:lang w:val="en-US"/>
               </w:rPr>
-              <w:t>канд</w:t>
+              <w:t>канд. техн. наук, доцент</w:t>
             </w:r>
-            <w:proofErr w:type="spellEnd"/>
-            <w:r>
-              <w:rPr>
-                <w:lang w:val="en-US"/>
-              </w:rPr>
-              <w:t xml:space="preserve">. </w:t>
-            </w:r>
-            <w:proofErr w:type="spellStart"/>
-            <w:r>
-              <w:rPr>
-                <w:lang w:val="en-US"/>
-              </w:rPr>
-              <w:t>техн</w:t>
-            </w:r>
-            <w:proofErr w:type="spellEnd"/>
-            <w:r>
-              <w:rPr>
-                <w:lang w:val="en-US"/>
-              </w:rPr>
-              <w:t xml:space="preserve">. </w:t>
-            </w:r>
-            <w:proofErr w:type="spellStart"/>
-            <w:proofErr w:type="gramStart"/>
-            <w:r>
-              <w:rPr>
-                <w:lang w:val="en-US"/>
-              </w:rPr>
-              <w:t>наук</w:t>
-            </w:r>
-            <w:proofErr w:type="spellEnd"/>
-            <w:r>
-              <w:rPr>
-                <w:lang w:val="en-US"/>
-              </w:rPr>
-              <w:t xml:space="preserve"> ,</w:t>
-            </w:r>
-            <w:proofErr w:type="gramEnd"/>
-            <w:r>
-              <w:rPr>
-                <w:lang w:val="en-US"/>
-              </w:rPr>
-              <w:t xml:space="preserve"> </w:t>
-            </w:r>
-            <w:proofErr w:type="spellStart"/>
-            <w:r>
-              <w:rPr>
-                <w:lang w:val="en-US"/>
-              </w:rPr>
-              <w:t>доцент</w:t>
-            </w:r>
-            <w:proofErr w:type="spellEnd"/>
           </w:p>
         </w:tc>
         <w:tc>
@@ -273,14 +289,12 @@
               </w:rPr>
               <w:t xml:space="preserve">. </w:t>
             </w:r>
-            <w:proofErr w:type="spellStart"/>
             <w:r>
               <w:rPr>
                 <w:lang w:val="en-US"/>
               </w:rPr>
               <w:t>Аграновский</w:t>
             </w:r>
-            <w:proofErr w:type="spellEnd"/>
           </w:p>
         </w:tc>
       </w:tr>
@@ -545,7 +559,23 @@
                 <w:szCs w:val="24"/>
                 <w:lang w:val="ru-RU"/>
               </w:rPr>
-              <w:t>по курсу:</w:t>
+              <w:t xml:space="preserve">по </w:t>
+            </w:r>
+            <w:r>
+              <w:rPr>
+                <w:sz w:val="24"/>
+                <w:szCs w:val="24"/>
+                <w:lang w:val="ru-RU"/>
+              </w:rPr>
+              <w:t>дисциплине</w:t>
+            </w:r>
+            <w:r>
+              <w:rPr>
+                <w:sz w:val="24"/>
+                <w:szCs w:val="24"/>
+                <w:lang w:val="ru-RU"/>
+              </w:rPr>
+              <w:t>:</w:t>
             </w:r>
           </w:p>
         </w:tc>
@@ -950,18 +980,6 @@
         <w:autoSpaceDE w:val="0"/>
         <w:autoSpaceDN w:val="0"/>
         <w:adjustRightInd w:val="0"/>
-        <w:rPr>
-          <w:sz w:val="20"/>
-          <w:szCs w:val="20"/>
-        </w:rPr>
-      </w:pPr>
-    </w:p>
-    <w:p>
-      <w:pPr>
-        <w:widowControl w:val="0"/>
-        <w:autoSpaceDE w:val="0"/>
-        <w:autoSpaceDN w:val="0"/>
-        <w:adjustRightInd w:val="0"/>
         <w:spacing w:before="1800"/>
         <w:jc w:val="center"/>
         <w:rPr>
@@ -971,7 +989,7 @@
           <w:footerReference w:type="default" r:id="rId8"/>
           <w:type w:val="continuous"/>
           <w:pgSz w:w="11909" w:h="16834"/>
-          <w:pgMar w:top="1134" w:right="851" w:bottom="1134" w:left="1701" w:header="720" w:footer="720" w:gutter="0"/>
+          <w:pgMar w:top="1134" w:right="567" w:bottom="1134" w:left="1701" w:header="720" w:footer="720" w:gutter="0"/>
           <w:pgNumType w:start="1"/>
           <w:cols w:space="720"/>
           <w:noEndnote/>
@@ -1018,19 +1036,7 @@
         <w:t>Цель работы:</w:t>
       </w:r>
       <w:r>
-        <w:t xml:space="preserve"> </w:t>
-      </w:r>
-      <w:r>
-        <w:t>знакомство с процедурой калибровки мониторов средствами</w:t>
-      </w:r>
-      <w:r>
-        <w:t xml:space="preserve"> </w:t>
-      </w:r>
-      <w:r>
-        <w:t>операционной системы</w:t>
-      </w:r>
-      <w:r>
-        <w:t>.</w:t>
+        <w:t xml:space="preserve"> знакомство с процедурой калибровки мониторов средствами операционной системы.</w:t>
       </w:r>
     </w:p>
     <w:p>
@@ -1046,37 +1052,7 @@
         <w:pStyle w:val="MAINTEXT1"/>
       </w:pPr>
       <w:r>
-        <w:t>Задание: выполнить калибровку монитора с использованием встроенных средств</w:t>
-      </w:r>
-      <w:r>
-        <w:t xml:space="preserve"> </w:t>
-      </w:r>
-      <w:r>
-        <w:t>операционной системы. Допускается использовать другие свободно распространяемые</w:t>
-      </w:r>
-      <w:r>
-        <w:t xml:space="preserve"> </w:t>
-      </w:r>
-      <w:r>
-        <w:t>программы для калибровки (в этом случае в отчете приводится обоснование</w:t>
-      </w:r>
-      <w:r>
-        <w:t xml:space="preserve"> </w:t>
-      </w:r>
-      <w:r>
-        <w:t>использования таких программ, их источник и краткое описание). Зафиксировать все</w:t>
-      </w:r>
-      <w:r>
-        <w:t xml:space="preserve"> </w:t>
-      </w:r>
-      <w:r>
-        <w:t>этапы калибровки с использованием скриншотов «до» и «после» настройки каждого</w:t>
-      </w:r>
-      <w:r>
-        <w:t xml:space="preserve"> </w:t>
-      </w:r>
-      <w:r>
-        <w:t>параметра.</w:t>
+        <w:t>Задание: выполнить калибровку монитора с использованием встроенных средств операционной системы. Допускается использовать другие свободно распространяемые программы для калибровки (в этом случае в отчете приводится обоснование использования таких программ, их источник и краткое описание). Зафиксировать все этапы калибровки с использованием скриншотов «до» и «после» настройки каждого параметра.</w:t>
       </w:r>
     </w:p>
     <w:p>
@@ -1382,14 +1358,12 @@
       <w:r>
         <w:t xml:space="preserve"> </w:t>
       </w:r>
-      <w:proofErr w:type="spellStart"/>
       <w:r>
         <w:t>java</w:t>
       </w:r>
       <w:r>
         <w:t>.</w:t>
       </w:r>
-      <w:proofErr w:type="gramStart"/>
       <w:r>
         <w:t>text</w:t>
       </w:r>
@@ -1399,8 +1373,6 @@
       <w:r>
         <w:t>DecimalFormat</w:t>
       </w:r>
-      <w:proofErr w:type="spellEnd"/>
-      <w:proofErr w:type="gramEnd"/>
       <w:r>
         <w:t>;</w:t>
       </w:r>
@@ -1410,20 +1382,7 @@
         <w:pStyle w:val="LISTINGBODY"/>
       </w:pPr>
       <w:r>
-        <w:t xml:space="preserve">import </w:t>
-      </w:r>
-      <w:proofErr w:type="spellStart"/>
-      <w:proofErr w:type="gramStart"/>
-      <w:r>
-        <w:t>java.util</w:t>
-      </w:r>
-      <w:proofErr w:type="gramEnd"/>
-      <w:r>
-        <w:t>.Scanner</w:t>
-      </w:r>
-      <w:proofErr w:type="spellEnd"/>
-      <w:r>
-        <w:t>;</w:t>
+        <w:t>import java.util.Scanner;</w:t>
       </w:r>
     </w:p>
     <w:p>
@@ -1431,20 +1390,7 @@
         <w:pStyle w:val="LISTINGBODY"/>
       </w:pPr>
       <w:r>
-        <w:t xml:space="preserve">import </w:t>
-      </w:r>
-      <w:proofErr w:type="spellStart"/>
-      <w:proofErr w:type="gramStart"/>
-      <w:r>
-        <w:t>java.util</w:t>
-      </w:r>
-      <w:proofErr w:type="gramEnd"/>
-      <w:r>
-        <w:t>.function.DoubleUnaryOperator</w:t>
-      </w:r>
-      <w:proofErr w:type="spellEnd"/>
-      <w:r>
-        <w:t>;</w:t>
+        <w:t>import java.util.function.DoubleUnaryOperator;</w:t>
       </w:r>
     </w:p>
     <w:p>
@@ -1787,12 +1733,12 @@
       <w:pPr>
         <w:pStyle w:val="H1"/>
       </w:pPr>
-      <w:bookmarkStart w:id="0" w:name="_Toc211061123"/>
+      <w:bookmarkStart w:id="1" w:name="_Toc211061123"/>
       <w:r>
         <w:lastRenderedPageBreak/>
         <w:t>СПИСОК ИСПОЛЬЗОВАННЫХ ИСТОЧНИКОВ</w:t>
       </w:r>
-      <w:bookmarkEnd w:id="0"/>
+      <w:bookmarkEnd w:id="1"/>
     </w:p>
     <w:p>
       <w:pPr>
